--- a/FAR23_SubpartAppC_条款修订历史与背景分析_详版.docx
+++ b/FAR23_SubpartAppC_条款修订历史与背景分析_详版.docx
@@ -1798,6 +1798,154 @@
     <w:p>
       <w:pPr>
         <w:spacing w:before="80" w:after="20" w:line="324" w:lineRule="auto"/>
+        <w:ind w:left="510"/>
+      </w:pPr>
+      <w:r>
+        <w:rPr>
+          <w:rFonts w:ascii="Calibri" w:hAnsi="Calibri" w:eastAsia="微软雅黑"/>
+          <w:b w:val="0"/>
+          <w:i w:val="0"/>
+          <w:color w:val="999999"/>
+          <w:sz w:val="17"/>
+        </w:rPr>
+        <w:t>来源：NPRM（提案）｜32 FR 5791｜NPRM_Notice 67-14_Docket8083_32FR5791_1967-04-11.txt</w:t>
+      </w:r>
+    </w:p>
+    <w:p>
+      <w:pPr>
+        <w:spacing w:before="60" w:after="60" w:line="324" w:lineRule="auto"/>
+        <w:ind w:left="340" w:hanging="255"/>
+      </w:pPr>
+      <w:r>
+        <w:rPr>
+          <w:rFonts w:ascii="Calibri" w:hAnsi="Calibri" w:eastAsia="微软雅黑"/>
+          <w:b/>
+          <w:i w:val="0"/>
+          <w:color w:val="1F4E79"/>
+          <w:sz w:val="21"/>
+        </w:rPr>
+        <w:t>▪ 背景与评论处置（2）：</w:t>
+      </w:r>
+      <w:r>
+        <w:rPr>
+          <w:rFonts w:ascii="Calibri" w:hAnsi="Calibri" w:eastAsia="微软雅黑"/>
+          <w:b w:val="0"/>
+          <w:i w:val="0"/>
+          <w:color w:val="1A1A1A"/>
+          <w:sz w:val="21"/>
+        </w:rPr>
+        <w:t>说明。这些显而易见的修订仅用于澄清，并反映了目前在管理附录 C 中的实践。</w:t>
+      </w:r>
+    </w:p>
+    <w:p>
+      <w:pPr>
+        <w:spacing w:before="40" w:after="0" w:line="324" w:lineRule="auto"/>
+        <w:ind w:left="510"/>
+      </w:pPr>
+      <w:r>
+        <w:rPr>
+          <w:rFonts w:ascii="Calibri" w:hAnsi="Calibri" w:eastAsia="微软雅黑"/>
+          <w:b w:val="0"/>
+          <w:i/>
+          <w:color w:val="999999"/>
+          <w:sz w:val="17"/>
+        </w:rPr>
+        <w:t>英文原文：</w:t>
+      </w:r>
+    </w:p>
+    <w:p>
+      <w:pPr>
+        <w:spacing w:before="60" w:after="60" w:line="324" w:lineRule="auto"/>
+        <w:ind w:left="680"/>
+      </w:pPr>
+      <w:r>
+        <w:rPr>
+          <w:rFonts w:ascii="Calibri" w:hAnsi="Calibri" w:eastAsia="微软雅黑"/>
+          <w:b w:val="0"/>
+          <w:i w:val="0"/>
+          <w:color w:val="808080"/>
+          <w:sz w:val="17"/>
+        </w:rPr>
+        <w:t>Explanation. These self-explanatory changes are clarifying only, and reflect present practice in administrating Appendix C.</w:t>
+      </w:r>
+    </w:p>
+    <w:p>
+      <w:pPr>
+        <w:spacing w:before="80" w:after="20" w:line="324" w:lineRule="auto"/>
+        <w:ind w:left="510"/>
+      </w:pPr>
+      <w:r>
+        <w:rPr>
+          <w:rFonts w:ascii="Calibri" w:hAnsi="Calibri" w:eastAsia="微软雅黑"/>
+          <w:b w:val="0"/>
+          <w:i w:val="0"/>
+          <w:color w:val="999999"/>
+          <w:sz w:val="17"/>
+        </w:rPr>
+        <w:t>来源：NPRM（提案）｜32 FR 5791｜NPRM_Notice 67-14_Docket8083_32FR5791_1967-04-11.txt</w:t>
+      </w:r>
+    </w:p>
+    <w:p>
+      <w:pPr>
+        <w:spacing w:before="60" w:after="60" w:line="324" w:lineRule="auto"/>
+        <w:ind w:left="340" w:hanging="255"/>
+      </w:pPr>
+      <w:r>
+        <w:rPr>
+          <w:rFonts w:ascii="Calibri" w:hAnsi="Calibri" w:eastAsia="微软雅黑"/>
+          <w:b/>
+          <w:i w:val="0"/>
+          <w:color w:val="1F4E79"/>
+          <w:sz w:val="21"/>
+        </w:rPr>
+        <w:t>▪ 背景与评论处置（3）：</w:t>
+      </w:r>
+      <w:r>
+        <w:rPr>
+          <w:rFonts w:ascii="Calibri" w:hAnsi="Calibri" w:eastAsia="微软雅黑"/>
+          <w:b w:val="0"/>
+          <w:i w:val="0"/>
+          <w:color w:val="1A1A1A"/>
+          <w:sz w:val="21"/>
+        </w:rPr>
+        <w:t>说明。第 25 部附录 C 定义了与涡轮动力装置结冰防护相关的结冰情况。第 23 部中现有的动力装置结冰要求不适用于涡轮发动机安装。第 27 部现要求使用第 25 部附录 C 中的情况，且（Notice 65-42）建议在第 29 部中同样采用。</w:t>
+      </w:r>
+    </w:p>
+    <w:p>
+      <w:pPr>
+        <w:spacing w:before="40" w:after="0" w:line="324" w:lineRule="auto"/>
+        <w:ind w:left="510"/>
+      </w:pPr>
+      <w:r>
+        <w:rPr>
+          <w:rFonts w:ascii="Calibri" w:hAnsi="Calibri" w:eastAsia="微软雅黑"/>
+          <w:b w:val="0"/>
+          <w:i/>
+          <w:color w:val="999999"/>
+          <w:sz w:val="17"/>
+        </w:rPr>
+        <w:t>英文原文：</w:t>
+      </w:r>
+    </w:p>
+    <w:p>
+      <w:pPr>
+        <w:spacing w:before="60" w:after="60" w:line="324" w:lineRule="auto"/>
+        <w:ind w:left="680"/>
+      </w:pPr>
+      <w:r>
+        <w:rPr>
+          <w:rFonts w:ascii="Calibri" w:hAnsi="Calibri" w:eastAsia="微软雅黑"/>
+          <w:b w:val="0"/>
+          <w:i w:val="0"/>
+          <w:color w:val="808080"/>
+          <w:sz w:val="17"/>
+        </w:rPr>
+        <w:t>Explanation. Appendix C of Part 25 defines icing conditions relevant to turbine powerplant icing protection. Present powerplant icing requirements in Part 23 are inappropriate for turbine engine installations. Use of the conditions in Appendix C of Part 25 is now required in Part 27 and is also proposed (Notice 65-42) for Part 29.</w:t>
+      </w:r>
+    </w:p>
+    <w:p>
+      <w:pPr>
+        <w:spacing w:before="80" w:after="20" w:line="324" w:lineRule="auto"/>
         <w:ind w:left="340"/>
       </w:pPr>
       <w:r>
@@ -2021,9 +2169,168 @@
           <w:color w:val="1A1A1A"/>
           <w:sz w:val="20"/>
         </w:rPr>
-        <w:t>本条各版本的修订动因未在 NPRM/Final Rule 前言中展开说明，多为随主修订案一并调整的编辑性或交叉引用性修改。</w:t>
+        <w:t>下表按「驱动力」归纳本条各次修订的成因（依据各版 NPRM/Final Rule 原文关键词自动归纳）。</w:t>
       </w:r>
     </w:p>
+    <w:tbl>
+      <w:tblPr>
+        <w:tblStyle w:val="TableGrid"/>
+        <w:tblW w:type="auto" w:w="0"/>
+        <w:jc w:val="center"/>
+        <w:tblLayout w:type="fixed"/>
+        <w:tblLook w:firstColumn="1" w:firstRow="1" w:lastColumn="0" w:lastRow="0" w:noHBand="0" w:noVBand="1" w:val="04A0"/>
+        <w:tblCellMar>
+          <w:top w:w="60" w:type="dxa"/>
+          <w:left w:w="90" w:type="dxa"/>
+          <w:bottom w:w="60" w:type="dxa"/>
+          <w:right w:w="90" w:type="dxa"/>
+        </w:tblCellMar>
+      </w:tblPr>
+      <w:tblGrid>
+        <w:gridCol w:w="3213"/>
+        <w:gridCol w:w="3213"/>
+        <w:gridCol w:w="3213"/>
+      </w:tblGrid>
+      <w:tr>
+        <w:trPr>
+          <w:tblHeader w:val="true"/>
+        </w:trPr>
+        <w:tc>
+          <w:tcPr>
+            <w:tcW w:type="dxa" w:w="1701"/>
+            <w:shd w:val="clear" w:color="auto" w:fill="1F4E79"/>
+          </w:tcPr>
+          <w:p>
+            <w:pPr>
+              <w:spacing w:before="40" w:after="40" w:line="324" w:lineRule="auto"/>
+              <w:jc w:val="center"/>
+            </w:pPr>
+            <w:r/>
+            <w:r>
+              <w:rPr>
+                <w:rFonts w:ascii="Calibri" w:hAnsi="Calibri" w:eastAsia="微软雅黑"/>
+                <w:b/>
+                <w:i w:val="0"/>
+                <w:color w:val="FFFFFF"/>
+                <w:sz w:val="17"/>
+              </w:rPr>
+              <w:t>驱动力</w:t>
+            </w:r>
+          </w:p>
+        </w:tc>
+        <w:tc>
+          <w:tcPr>
+            <w:tcW w:type="dxa" w:w="5896"/>
+            <w:shd w:val="clear" w:color="auto" w:fill="1F4E79"/>
+          </w:tcPr>
+          <w:p>
+            <w:pPr>
+              <w:spacing w:before="40" w:after="40" w:line="324" w:lineRule="auto"/>
+              <w:jc w:val="center"/>
+            </w:pPr>
+            <w:r/>
+            <w:r>
+              <w:rPr>
+                <w:rFonts w:ascii="Calibri" w:hAnsi="Calibri" w:eastAsia="微软雅黑"/>
+                <w:b/>
+                <w:i w:val="0"/>
+                <w:color w:val="FFFFFF"/>
+                <w:sz w:val="17"/>
+              </w:rPr>
+              <w:t>在本条上的体现（原文摘录）</w:t>
+            </w:r>
+          </w:p>
+        </w:tc>
+        <w:tc>
+          <w:tcPr>
+            <w:tcW w:type="dxa" w:w="1928"/>
+            <w:shd w:val="clear" w:color="auto" w:fill="1F4E79"/>
+          </w:tcPr>
+          <w:p>
+            <w:pPr>
+              <w:spacing w:before="40" w:after="40" w:line="324" w:lineRule="auto"/>
+              <w:jc w:val="center"/>
+            </w:pPr>
+            <w:r/>
+            <w:r>
+              <w:rPr>
+                <w:rFonts w:ascii="Calibri" w:hAnsi="Calibri" w:eastAsia="微软雅黑"/>
+                <w:b/>
+                <w:i w:val="0"/>
+                <w:color w:val="FFFFFF"/>
+                <w:sz w:val="17"/>
+              </w:rPr>
+              <w:t>对应版本</w:t>
+            </w:r>
+          </w:p>
+        </w:tc>
+      </w:tr>
+      <w:tr>
+        <w:tc>
+          <w:tcPr>
+            <w:tcW w:type="dxa" w:w="1701"/>
+          </w:tcPr>
+          <w:p>
+            <w:pPr>
+              <w:spacing w:before="40" w:after="40" w:line="324" w:lineRule="auto"/>
+            </w:pPr>
+            <w:r/>
+            <w:r>
+              <w:rPr>
+                <w:rFonts w:ascii="Calibri" w:hAnsi="Calibri" w:eastAsia="微软雅黑"/>
+                <w:b w:val="0"/>
+                <w:i w:val="0"/>
+                <w:color w:val="1A1A1A"/>
+                <w:sz w:val="17"/>
+              </w:rPr>
+              <w:t>澄清性与编辑性修订</w:t>
+            </w:r>
+          </w:p>
+        </w:tc>
+        <w:tc>
+          <w:tcPr>
+            <w:tcW w:type="dxa" w:w="5896"/>
+          </w:tcPr>
+          <w:p>
+            <w:pPr>
+              <w:spacing w:before="40" w:after="40" w:line="324" w:lineRule="auto"/>
+            </w:pPr>
+            <w:r/>
+            <w:r>
+              <w:rPr>
+                <w:rFonts w:ascii="Calibri" w:hAnsi="Calibri" w:eastAsia="微软雅黑"/>
+                <w:b w:val="0"/>
+                <w:i w:val="0"/>
+                <w:color w:val="1A1A1A"/>
+                <w:sz w:val="17"/>
+              </w:rPr>
+              <w:t>as follows: Explanation. These self-explanatory changes are clarifying only, and reflect present practice in administrating Appendix C. Explanation. Appendix C of Part 25 defines icing conditions relevant to turbine powe…</w:t>
+            </w:r>
+          </w:p>
+        </w:tc>
+        <w:tc>
+          <w:tcPr>
+            <w:tcW w:type="dxa" w:w="1928"/>
+          </w:tcPr>
+          <w:p>
+            <w:pPr>
+              <w:spacing w:before="40" w:after="40" w:line="324" w:lineRule="auto"/>
+            </w:pPr>
+            <w:r/>
+            <w:r>
+              <w:rPr>
+                <w:rFonts w:ascii="Calibri" w:hAnsi="Calibri" w:eastAsia="微软雅黑"/>
+                <w:b w:val="0"/>
+                <w:i w:val="0"/>
+                <w:color w:val="1A1A1A"/>
+                <w:sz w:val="17"/>
+              </w:rPr>
+              <w:t>Amdt 23-7</w:t>
+            </w:r>
+          </w:p>
+        </w:tc>
+      </w:tr>
+    </w:tbl>
     <w:tbl>
       <w:tblPr>
         <w:tblStyle w:val="TableGrid"/>

--- a/FAR23_SubpartAppC_条款修订历史与背景分析_详版.docx
+++ b/FAR23_SubpartAppC_条款修订历史与背景分析_详版.docx
@@ -1666,7 +1666,7 @@
           <w:color w:val="404040"/>
           <w:sz w:val="24"/>
         </w:rPr>
-        <w:t>2.2　Amdt 23-7（1969-09-14 生效）：114. 附录 C 的 §C23.1 条通过增加一个新的注 (5)</w:t>
+        <w:t>2.2　Amdt 23-7（1969-09-14 生效）：附录 C 的 §C23.1 条通过增加一个新的注 (5)</w:t>
       </w:r>
     </w:p>
     <w:p>
